--- a/export/docx/docs/38_36_功能扩展需求规格与设计.docx
+++ b/export/docx/docs/38_36_功能扩展需求规格与设计.docx
@@ -19,7 +19,7 @@
           <w:i/>
           <w:color w:val="4A5158"/>
         </w:rPr>
-        <w:t>版本 v1.0 · 2026-10-23 · 阶段：需求 → 设计 目标：在对标业界 PdM/EAM 标准模块的基础上，补齐本项目缺失的业务闭环页面 原则：每个新页面必须有真实数据支撑，不造假数据、不做纯装饰页</w:t>
+        <w:t>版本 v1.0 · 2026-10-23 · 阶段：需求 → 设计 目标：在对标业界 PdM/EAM 标准模块的基础上，补齐本项目缺失的业务闭环页面 原则：每个新页面必须有真实数据支撑，不造假数据、不做纯装饰页 状态更新（见 docs/41）：本文档"不做"的 3 项（点检巡检、保养计划、权限管理）与 §1.2 中标注 ⚠️ 的 5 项（测点可视化、工单执行跟踪、备件管理、知识库、规则管理） 已全部实现，14 个标准模块现有真实数据支撑。</w:t>
       </w:r>
     </w:p>
     <w:p>
@@ -449,7 +449,7 @@
               <w:rPr>
                 <w:sz w:val="18"/>
               </w:rPr>
-              <w:t>⚠️ 仅 API 有测点</w:t>
+              <w:t>✅ 设备 360 测点清单</w:t>
             </w:r>
           </w:p>
         </w:tc>
@@ -463,7 +463,7 @@
               <w:rPr>
                 <w:sz w:val="18"/>
               </w:rPr>
-              <w:t>缺可视化</w:t>
+              <w:t>已补（20400 个测点）</w:t>
             </w:r>
           </w:p>
         </w:tc>
@@ -623,7 +623,7 @@
               <w:rPr>
                 <w:sz w:val="18"/>
               </w:rPr>
-              <w:t>⚠️ 方案卡（三栏 Kanban）</w:t>
+              <w:t>✅ Kanban + work_order_log 执行跟踪</w:t>
             </w:r>
           </w:p>
         </w:tc>
@@ -637,7 +637,7 @@
               <w:rPr>
                 <w:sz w:val="18"/>
               </w:rPr>
-              <w:t>缺执行跟踪</w:t>
+              <w:t>已补（派工→验收→关闭）</w:t>
             </w:r>
           </w:p>
         </w:tc>
@@ -797,7 +797,7 @@
               <w:rPr>
                 <w:sz w:val="18"/>
               </w:rPr>
-              <w:t>⚠️ 方案卡含 spare 成本与 spare_ready</w:t>
+              <w:t>✅ spare_part / spare_issue</w:t>
             </w:r>
           </w:p>
         </w:tc>
@@ -811,7 +811,7 @@
               <w:rPr>
                 <w:sz w:val="18"/>
               </w:rPr>
-              <w:t>缺独立视图</w:t>
+              <w:t>已补（库存/安全库存/领用）</w:t>
             </w:r>
           </w:p>
         </w:tc>
@@ -913,7 +913,7 @@
               <w:rPr>
                 <w:sz w:val="18"/>
               </w:rPr>
-              <w:t>⚠️ 诊断含 hypotheses</w:t>
+              <w:t>✅ knowledge_case</w:t>
             </w:r>
           </w:p>
         </w:tc>
@@ -927,7 +927,7 @@
               <w:rPr>
                 <w:sz w:val="18"/>
               </w:rPr>
-              <w:t>缺沉淀与检索</w:t>
+              <w:t>已补（现象/根因/处理/标签检索）</w:t>
             </w:r>
           </w:p>
         </w:tc>
@@ -1087,7 +1087,7 @@
               <w:rPr>
                 <w:sz w:val="18"/>
               </w:rPr>
-              <w:t>⚠️ 规则权重硬编码</w:t>
+              <w:t>✅ alert_rule</w:t>
             </w:r>
           </w:p>
         </w:tc>
@@ -1101,7 +1101,7 @@
               <w:rPr>
                 <w:sz w:val="18"/>
               </w:rPr>
-              <w:t>缺可视化</w:t>
+              <w:t>已补（阈值/等级/SLA 可配置）</w:t>
             </w:r>
           </w:p>
         </w:tc>
